--- a/valencia/UD08/UD08 - Activitats avaluables 01 (Semipresencial).docx
+++ b/valencia/UD08/UD08 - Activitats avaluables 01 (Semipresencial).docx
@@ -21,6 +21,7 @@
         <w:rPr>
           <w:rFonts w:ascii="Proxima Nova" w:cs="Proxima Nova" w:eastAsia="Proxima Nova" w:hAnsi="Proxima Nova"/>
           <w:b w:val="0"/>
+          <w:bCs w:val="0"/>
           <w:color w:val="669966"/>
           <w:sz w:val="48"/>
           <w:szCs w:val="48"/>
@@ -335,7 +336,7 @@
           <w:szCs w:val="32"/>
           <w:rtl w:val="0"/>
         </w:rPr>
-        <w:t xml:space="preserve">Actualitzat Gener 2025</w:t>
+        <w:t xml:space="preserve">Actualitzat Novembre 2025</w:t>
       </w:r>
     </w:p>
     <w:p>
@@ -366,6 +367,7 @@
         <w:rPr>
           <w:rFonts w:ascii="Verdana" w:cs="Verdana" w:eastAsia="Verdana" w:hAnsi="Verdana"/>
           <w:b w:val="1"/>
+          <w:bCs w:val="1"/>
           <w:sz w:val="20"/>
           <w:szCs w:val="20"/>
         </w:rPr>
@@ -386,6 +388,7 @@
         <w:rPr>
           <w:rFonts w:ascii="Verdana" w:cs="Verdana" w:eastAsia="Verdana" w:hAnsi="Verdana"/>
           <w:b w:val="1"/>
+          <w:bCs w:val="1"/>
           <w:sz w:val="20"/>
           <w:szCs w:val="20"/>
           <w:rtl w:val="0"/>
@@ -525,6 +528,7 @@
         <w:ind w:left="0" w:right="57" w:firstLine="0"/>
         <w:rPr>
           <w:b w:val="1"/>
+          <w:bCs w:val="1"/>
         </w:rPr>
       </w:pPr>
       <w:r>
@@ -538,6 +542,7 @@
       <w:r>
         <w:rPr>
           <w:b w:val="1"/>
+          <w:bCs w:val="1"/>
           <w:rtl w:val="0"/>
         </w:rPr>
         <w:t xml:space="preserve">Important</w:t>
@@ -568,6 +573,7 @@
         <w:ind w:left="0" w:right="57" w:firstLine="0"/>
         <w:rPr>
           <w:b w:val="1"/>
+          <w:bCs w:val="1"/>
         </w:rPr>
       </w:pPr>
       <w:r>
@@ -591,6 +597,7 @@
       <w:r>
         <w:rPr>
           <w:b w:val="1"/>
+          <w:bCs w:val="1"/>
           <w:rtl w:val="0"/>
         </w:rPr>
         <w:t xml:space="preserve">A</w:t>
@@ -598,6 +605,7 @@
       <w:r>
         <w:rPr>
           <w:b w:val="1"/>
+          <w:bCs w:val="1"/>
           <w:rtl w:val="0"/>
         </w:rPr>
         <w:t xml:space="preserve">tenció</w:t>
@@ -645,6 +653,7 @@
       <w:r>
         <w:rPr>
           <w:b w:val="1"/>
+          <w:bCs w:val="1"/>
           <w:rtl w:val="0"/>
         </w:rPr>
         <w:t xml:space="preserve">Interessant</w:t>
@@ -663,6 +672,7 @@
         <w:rPr>
           <w:rFonts w:ascii="Arial" w:cs="Arial" w:eastAsia="Arial" w:hAnsi="Arial"/>
           <w:b w:val="1"/>
+          <w:bCs w:val="1"/>
           <w:smallCaps w:val="1"/>
           <w:sz w:val="32"/>
           <w:szCs w:val="32"/>
@@ -672,6 +682,7 @@
         <w:rPr>
           <w:rFonts w:ascii="Arial" w:cs="Arial" w:eastAsia="Arial" w:hAnsi="Arial"/>
           <w:b w:val="1"/>
+          <w:bCs w:val="1"/>
           <w:smallCaps w:val="1"/>
           <w:sz w:val="32"/>
           <w:szCs w:val="32"/>
@@ -682,6 +693,7 @@
     </w:p>
     <w:sdt>
       <w:sdtPr>
+        <w:id w:val="83844357"/>
         <w:docPartObj>
           <w:docPartGallery w:val="Table of Contents"/>
           <w:docPartUnique w:val="1"/>
@@ -697,6 +709,7 @@
             <w:jc w:val="left"/>
             <w:rPr>
               <w:b w:val="1"/>
+              <w:bCs w:val="1"/>
               <w:color w:val="000000"/>
               <w:u w:val="none"/>
             </w:rPr>
@@ -711,7 +724,9 @@
               <w:rPr>
                 <w:rFonts w:ascii="Verdana" w:cs="Verdana" w:eastAsia="Verdana" w:hAnsi="Verdana"/>
                 <w:b w:val="1"/>
+                <w:bCs w:val="1"/>
                 <w:i w:val="0"/>
+                <w:iCs w:val="0"/>
                 <w:smallCaps w:val="0"/>
                 <w:strike w:val="0"/>
                 <w:color w:val="000000"/>
@@ -742,6 +757,7 @@
             <w:jc w:val="left"/>
             <w:rPr>
               <w:b w:val="1"/>
+              <w:bCs w:val="1"/>
               <w:color w:val="000000"/>
               <w:u w:val="none"/>
             </w:rPr>
@@ -751,7 +767,9 @@
               <w:rPr>
                 <w:rFonts w:ascii="Verdana" w:cs="Verdana" w:eastAsia="Verdana" w:hAnsi="Verdana"/>
                 <w:b w:val="1"/>
+                <w:bCs w:val="1"/>
                 <w:i w:val="0"/>
+                <w:iCs w:val="0"/>
                 <w:smallCaps w:val="0"/>
                 <w:strike w:val="0"/>
                 <w:color w:val="000000"/>
@@ -782,6 +800,7 @@
             <w:jc w:val="left"/>
             <w:rPr>
               <w:b w:val="1"/>
+              <w:bCs w:val="1"/>
               <w:color w:val="000000"/>
               <w:u w:val="none"/>
             </w:rPr>
@@ -791,7 +810,9 @@
               <w:rPr>
                 <w:rFonts w:ascii="Verdana" w:cs="Verdana" w:eastAsia="Verdana" w:hAnsi="Verdana"/>
                 <w:b w:val="1"/>
+                <w:bCs w:val="1"/>
                 <w:i w:val="0"/>
+                <w:iCs w:val="0"/>
                 <w:smallCaps w:val="0"/>
                 <w:strike w:val="0"/>
                 <w:color w:val="000000"/>
@@ -822,6 +843,7 @@
             <w:jc w:val="left"/>
             <w:rPr>
               <w:b w:val="1"/>
+              <w:bCs w:val="1"/>
               <w:color w:val="000000"/>
               <w:u w:val="none"/>
             </w:rPr>
@@ -831,7 +853,9 @@
               <w:rPr>
                 <w:rFonts w:ascii="Verdana" w:cs="Verdana" w:eastAsia="Verdana" w:hAnsi="Verdana"/>
                 <w:b w:val="1"/>
+                <w:bCs w:val="1"/>
                 <w:i w:val="0"/>
+                <w:iCs w:val="0"/>
                 <w:smallCaps w:val="0"/>
                 <w:strike w:val="0"/>
                 <w:color w:val="000000"/>
@@ -862,6 +886,7 @@
             <w:jc w:val="left"/>
             <w:rPr>
               <w:b w:val="1"/>
+              <w:bCs w:val="1"/>
               <w:color w:val="000000"/>
               <w:u w:val="none"/>
             </w:rPr>
@@ -871,7 +896,9 @@
               <w:rPr>
                 <w:rFonts w:ascii="Verdana" w:cs="Verdana" w:eastAsia="Verdana" w:hAnsi="Verdana"/>
                 <w:b w:val="1"/>
+                <w:bCs w:val="1"/>
                 <w:i w:val="0"/>
+                <w:iCs w:val="0"/>
                 <w:smallCaps w:val="0"/>
                 <w:strike w:val="0"/>
                 <w:color w:val="000000"/>
@@ -906,6 +933,7 @@
         <w:rPr>
           <w:rFonts w:ascii="Arial" w:cs="Arial" w:eastAsia="Arial" w:hAnsi="Arial"/>
           <w:b w:val="1"/>
+          <w:bCs w:val="1"/>
           <w:smallCaps w:val="1"/>
           <w:sz w:val="32"/>
           <w:szCs w:val="32"/>
@@ -1233,11 +1261,13 @@
       <w:pPr>
         <w:rPr>
           <w:b w:val="1"/>
+          <w:bCs w:val="1"/>
         </w:rPr>
       </w:pPr>
       <w:r>
         <w:rPr>
           <w:b w:val="1"/>
+          <w:bCs w:val="1"/>
           <w:rtl w:val="0"/>
         </w:rPr>
         <w:t xml:space="preserve">Data límit d'entrega: </w:t>
@@ -1245,10 +1275,11 @@
       <w:r>
         <w:rPr>
           <w:b w:val="1"/>
+          <w:bCs w:val="1"/>
           <w:u w:val="single"/>
           <w:rtl w:val="0"/>
         </w:rPr>
-        <w:t xml:space="preserve">Dilluns 27 de gener a les 23:55.</w:t>
+        <w:t xml:space="preserve">Dilluns 26 de gener a les 23:55.</w:t>
       </w:r>
       <w:r>
         <w:rPr>
@@ -1301,6 +1332,7 @@
       <w:r>
         <w:rPr>
           <w:b w:val="1"/>
+          <w:bCs w:val="1"/>
           <w:rtl w:val="0"/>
         </w:rPr>
         <w:t xml:space="preserve">Atenció: </w:t>
@@ -1340,7 +1372,7 @@
       <w:pPr>
         <w:numPr>
           <w:ilvl w:val="0"/>
-          <w:numId w:val="3"/>
+          <w:numId w:val="2"/>
         </w:numPr>
         <w:spacing w:after="0" w:afterAutospacing="0"/>
         <w:ind w:left="720" w:hanging="360"/>
@@ -1359,7 +1391,7 @@
       <w:pPr>
         <w:numPr>
           <w:ilvl w:val="1"/>
-          <w:numId w:val="3"/>
+          <w:numId w:val="2"/>
         </w:numPr>
         <w:spacing w:after="0" w:afterAutospacing="0" w:before="0" w:beforeAutospacing="0"/>
         <w:ind w:left="1440" w:hanging="360"/>
@@ -1378,7 +1410,7 @@
       <w:pPr>
         <w:numPr>
           <w:ilvl w:val="0"/>
-          <w:numId w:val="3"/>
+          <w:numId w:val="2"/>
         </w:numPr>
         <w:spacing w:after="0" w:afterAutospacing="0" w:before="0" w:beforeAutospacing="0"/>
         <w:ind w:left="720" w:hanging="360"/>
@@ -1397,7 +1429,7 @@
       <w:pPr>
         <w:numPr>
           <w:ilvl w:val="1"/>
-          <w:numId w:val="3"/>
+          <w:numId w:val="2"/>
         </w:numPr>
         <w:spacing w:after="0" w:afterAutospacing="0" w:before="0" w:beforeAutospacing="0"/>
         <w:ind w:left="1440" w:hanging="360"/>
@@ -1416,7 +1448,7 @@
       <w:pPr>
         <w:numPr>
           <w:ilvl w:val="1"/>
-          <w:numId w:val="3"/>
+          <w:numId w:val="2"/>
         </w:numPr>
         <w:spacing w:after="0" w:afterAutospacing="0" w:before="0" w:beforeAutospacing="0"/>
         <w:ind w:left="1440" w:hanging="360"/>
@@ -1435,7 +1467,7 @@
       <w:pPr>
         <w:numPr>
           <w:ilvl w:val="1"/>
-          <w:numId w:val="3"/>
+          <w:numId w:val="2"/>
         </w:numPr>
         <w:spacing w:after="0" w:afterAutospacing="0" w:before="0" w:beforeAutospacing="0"/>
         <w:ind w:left="1440" w:hanging="360"/>
@@ -1454,7 +1486,7 @@
       <w:pPr>
         <w:numPr>
           <w:ilvl w:val="1"/>
-          <w:numId w:val="3"/>
+          <w:numId w:val="2"/>
         </w:numPr>
         <w:spacing w:after="0" w:afterAutospacing="0" w:before="0" w:beforeAutospacing="0"/>
         <w:ind w:left="1440" w:hanging="360"/>
@@ -1473,7 +1505,7 @@
       <w:pPr>
         <w:numPr>
           <w:ilvl w:val="0"/>
-          <w:numId w:val="3"/>
+          <w:numId w:val="2"/>
         </w:numPr>
         <w:spacing w:after="0" w:afterAutospacing="0" w:before="0" w:beforeAutospacing="0"/>
         <w:ind w:left="720" w:hanging="360"/>
@@ -1492,7 +1524,7 @@
       <w:pPr>
         <w:numPr>
           <w:ilvl w:val="0"/>
-          <w:numId w:val="3"/>
+          <w:numId w:val="2"/>
         </w:numPr>
         <w:spacing w:after="0" w:afterAutospacing="0" w:before="0" w:beforeAutospacing="0"/>
         <w:ind w:left="720" w:hanging="360"/>
@@ -1511,7 +1543,7 @@
       <w:pPr>
         <w:numPr>
           <w:ilvl w:val="1"/>
-          <w:numId w:val="3"/>
+          <w:numId w:val="2"/>
         </w:numPr>
         <w:spacing w:after="0" w:afterAutospacing="0" w:before="0" w:beforeAutospacing="0"/>
         <w:ind w:left="1440" w:hanging="360"/>
@@ -1520,6 +1552,7 @@
       <w:r>
         <w:rPr>
           <w:b w:val="1"/>
+          <w:bCs w:val="1"/>
           <w:u w:val="single"/>
           <w:rtl w:val="0"/>
         </w:rPr>
@@ -1530,7 +1563,7 @@
       <w:pPr>
         <w:numPr>
           <w:ilvl w:val="0"/>
-          <w:numId w:val="2"/>
+          <w:numId w:val="1"/>
         </w:numPr>
         <w:spacing w:before="0" w:beforeAutospacing="0"/>
         <w:ind w:left="720" w:hanging="360"/>
@@ -1586,6 +1619,7 @@
       <w:r>
         <w:rPr>
           <w:b w:val="1"/>
+          <w:bCs w:val="1"/>
           <w:rtl w:val="0"/>
         </w:rPr>
         <w:t xml:space="preserve">Atenció: </w:t>
@@ -1650,6 +1684,7 @@
       <w:r>
         <w:rPr>
           <w:b w:val="1"/>
+          <w:bCs w:val="1"/>
           <w:u w:val="single"/>
           <w:rtl w:val="0"/>
         </w:rPr>
@@ -1665,7 +1700,9 @@
       <w:pPr>
         <w:rPr>
           <w:b w:val="1"/>
+          <w:bCs w:val="1"/>
           <w:i w:val="1"/>
+          <w:iCs w:val="1"/>
           <w:u w:val="single"/>
         </w:rPr>
       </w:pPr>
@@ -1678,7 +1715,9 @@
       <w:r>
         <w:rPr>
           <w:b w:val="1"/>
+          <w:bCs w:val="1"/>
           <w:i w:val="1"/>
+          <w:iCs w:val="1"/>
           <w:u w:val="single"/>
           <w:rtl w:val="0"/>
         </w:rPr>
@@ -1806,7 +1845,7 @@
       <w:pPr>
         <w:numPr>
           <w:ilvl w:val="0"/>
-          <w:numId w:val="1"/>
+          <w:numId w:val="3"/>
         </w:numPr>
         <w:spacing w:after="0" w:afterAutospacing="0"/>
         <w:ind w:left="720" w:hanging="360"/>
@@ -1825,7 +1864,7 @@
       <w:pPr>
         <w:numPr>
           <w:ilvl w:val="0"/>
-          <w:numId w:val="1"/>
+          <w:numId w:val="3"/>
         </w:numPr>
         <w:spacing w:after="0" w:afterAutospacing="0" w:before="0" w:beforeAutospacing="0"/>
         <w:ind w:left="720" w:hanging="360"/>
@@ -1844,7 +1883,7 @@
       <w:pPr>
         <w:numPr>
           <w:ilvl w:val="1"/>
-          <w:numId w:val="1"/>
+          <w:numId w:val="3"/>
         </w:numPr>
         <w:spacing w:after="0" w:afterAutospacing="0" w:before="0" w:beforeAutospacing="0"/>
         <w:ind w:left="1440" w:hanging="360"/>
@@ -1863,7 +1902,7 @@
       <w:pPr>
         <w:numPr>
           <w:ilvl w:val="2"/>
-          <w:numId w:val="1"/>
+          <w:numId w:val="3"/>
         </w:numPr>
         <w:spacing w:after="0" w:afterAutospacing="0" w:before="0" w:beforeAutospacing="0"/>
         <w:ind w:left="2160" w:hanging="360"/>
@@ -1891,7 +1930,7 @@
       <w:pPr>
         <w:numPr>
           <w:ilvl w:val="1"/>
-          <w:numId w:val="1"/>
+          <w:numId w:val="3"/>
         </w:numPr>
         <w:spacing w:after="0" w:afterAutospacing="0" w:before="0" w:beforeAutospacing="0"/>
         <w:ind w:left="1440" w:hanging="360"/>
@@ -1910,7 +1949,7 @@
       <w:pPr>
         <w:numPr>
           <w:ilvl w:val="2"/>
-          <w:numId w:val="1"/>
+          <w:numId w:val="3"/>
         </w:numPr>
         <w:spacing w:after="0" w:afterAutospacing="0" w:before="0" w:beforeAutospacing="0"/>
         <w:ind w:left="2160" w:hanging="360"/>
@@ -1938,7 +1977,7 @@
       <w:pPr>
         <w:numPr>
           <w:ilvl w:val="1"/>
-          <w:numId w:val="1"/>
+          <w:numId w:val="3"/>
         </w:numPr>
         <w:spacing w:after="0" w:afterAutospacing="0" w:before="0" w:beforeAutospacing="0"/>
         <w:ind w:left="1440" w:hanging="360"/>
@@ -1957,7 +1996,7 @@
       <w:pPr>
         <w:numPr>
           <w:ilvl w:val="2"/>
-          <w:numId w:val="1"/>
+          <w:numId w:val="3"/>
         </w:numPr>
         <w:spacing w:after="0" w:afterAutospacing="0" w:before="0" w:beforeAutospacing="0"/>
         <w:ind w:left="2160" w:hanging="360"/>
@@ -1985,7 +2024,7 @@
       <w:pPr>
         <w:numPr>
           <w:ilvl w:val="2"/>
-          <w:numId w:val="1"/>
+          <w:numId w:val="3"/>
         </w:numPr>
         <w:spacing w:after="0" w:afterAutospacing="0" w:before="0" w:beforeAutospacing="0"/>
         <w:ind w:left="2160" w:hanging="360"/>
@@ -2013,7 +2052,7 @@
       <w:pPr>
         <w:numPr>
           <w:ilvl w:val="0"/>
-          <w:numId w:val="1"/>
+          <w:numId w:val="3"/>
         </w:numPr>
         <w:spacing w:after="0" w:afterAutospacing="0" w:before="0" w:beforeAutospacing="0"/>
         <w:ind w:left="720" w:hanging="360"/>
@@ -2032,7 +2071,7 @@
       <w:pPr>
         <w:numPr>
           <w:ilvl w:val="1"/>
-          <w:numId w:val="1"/>
+          <w:numId w:val="3"/>
         </w:numPr>
         <w:spacing w:after="0" w:afterAutospacing="0" w:before="0" w:beforeAutospacing="0"/>
         <w:ind w:left="1440" w:hanging="360"/>
@@ -2051,7 +2090,7 @@
       <w:pPr>
         <w:numPr>
           <w:ilvl w:val="2"/>
-          <w:numId w:val="1"/>
+          <w:numId w:val="3"/>
         </w:numPr>
         <w:spacing w:after="0" w:afterAutospacing="0" w:before="0" w:beforeAutospacing="0"/>
         <w:ind w:left="2160" w:hanging="360"/>
@@ -2070,7 +2109,7 @@
       <w:pPr>
         <w:numPr>
           <w:ilvl w:val="2"/>
-          <w:numId w:val="1"/>
+          <w:numId w:val="3"/>
         </w:numPr>
         <w:spacing w:after="0" w:afterAutospacing="0" w:before="0" w:beforeAutospacing="0"/>
         <w:ind w:left="2160" w:hanging="360"/>
@@ -2089,7 +2128,7 @@
       <w:pPr>
         <w:numPr>
           <w:ilvl w:val="1"/>
-          <w:numId w:val="1"/>
+          <w:numId w:val="3"/>
         </w:numPr>
         <w:spacing w:after="0" w:afterAutospacing="0" w:before="0" w:beforeAutospacing="0"/>
         <w:ind w:left="1440" w:hanging="360"/>
@@ -2108,7 +2147,7 @@
       <w:pPr>
         <w:numPr>
           <w:ilvl w:val="2"/>
-          <w:numId w:val="1"/>
+          <w:numId w:val="3"/>
         </w:numPr>
         <w:spacing w:after="0" w:afterAutospacing="0" w:before="0" w:beforeAutospacing="0"/>
         <w:ind w:left="2160" w:hanging="360"/>
@@ -2127,7 +2166,7 @@
       <w:pPr>
         <w:numPr>
           <w:ilvl w:val="2"/>
-          <w:numId w:val="1"/>
+          <w:numId w:val="3"/>
         </w:numPr>
         <w:spacing w:after="0" w:afterAutospacing="0" w:before="0" w:beforeAutospacing="0"/>
         <w:ind w:left="2160" w:hanging="360"/>
@@ -2146,7 +2185,7 @@
       <w:pPr>
         <w:numPr>
           <w:ilvl w:val="2"/>
-          <w:numId w:val="1"/>
+          <w:numId w:val="3"/>
         </w:numPr>
         <w:spacing w:after="0" w:afterAutospacing="0" w:before="0" w:beforeAutospacing="0"/>
         <w:ind w:left="2160" w:hanging="360"/>
@@ -2165,7 +2204,7 @@
       <w:pPr>
         <w:numPr>
           <w:ilvl w:val="2"/>
-          <w:numId w:val="1"/>
+          <w:numId w:val="3"/>
         </w:numPr>
         <w:spacing w:after="0" w:afterAutospacing="0" w:before="0" w:beforeAutospacing="0"/>
         <w:ind w:left="2160" w:hanging="360"/>
@@ -2184,7 +2223,7 @@
       <w:pPr>
         <w:numPr>
           <w:ilvl w:val="0"/>
-          <w:numId w:val="1"/>
+          <w:numId w:val="3"/>
         </w:numPr>
         <w:spacing w:after="0" w:afterAutospacing="0" w:before="0" w:beforeAutospacing="0"/>
         <w:ind w:left="720" w:hanging="360"/>
@@ -2203,7 +2242,7 @@
       <w:pPr>
         <w:numPr>
           <w:ilvl w:val="1"/>
-          <w:numId w:val="1"/>
+          <w:numId w:val="3"/>
         </w:numPr>
         <w:spacing w:after="0" w:afterAutospacing="0" w:before="0" w:beforeAutospacing="0"/>
         <w:ind w:left="1440" w:hanging="360"/>
@@ -2222,7 +2261,7 @@
       <w:pPr>
         <w:numPr>
           <w:ilvl w:val="1"/>
-          <w:numId w:val="1"/>
+          <w:numId w:val="3"/>
         </w:numPr>
         <w:spacing w:after="0" w:afterAutospacing="0" w:before="0" w:beforeAutospacing="0"/>
         <w:ind w:left="1440" w:hanging="360"/>
@@ -2241,7 +2280,7 @@
       <w:pPr>
         <w:numPr>
           <w:ilvl w:val="1"/>
-          <w:numId w:val="1"/>
+          <w:numId w:val="3"/>
         </w:numPr>
         <w:spacing w:after="0" w:afterAutospacing="0" w:before="0" w:beforeAutospacing="0"/>
         <w:ind w:left="1440" w:hanging="360"/>
@@ -2260,7 +2299,7 @@
       <w:pPr>
         <w:numPr>
           <w:ilvl w:val="0"/>
-          <w:numId w:val="1"/>
+          <w:numId w:val="3"/>
         </w:numPr>
         <w:spacing w:before="0" w:beforeAutospacing="0"/>
         <w:ind w:left="720" w:hanging="360"/>
@@ -2271,6 +2310,7 @@
       <w:r>
         <w:rPr>
           <w:b w:val="1"/>
+          <w:bCs w:val="1"/>
           <w:rtl w:val="0"/>
         </w:rPr>
         <w:t xml:space="preserve">Important</w:t>
@@ -2960,11 +3000,19 @@
       </w:pPr>
     </w:pPrDefault>
   </w:docDefaults>
+  <w:style w:type="table" w:styleId="TableNormal" w:default="1">
+    <w:name w:val="TableNormal"/>
+    <w:tblPr>
+      <w:tblCellMar>
+        <w:top w:w="100.0" w:type="dxa"/>
+        <w:left w:w="100.0" w:type="dxa"/>
+        <w:bottom w:w="100.0" w:type="dxa"/>
+        <w:right w:w="100.0" w:type="dxa"/>
+      </w:tblCellMar>
+    </w:tblPr>
+  </w:style>
   <w:style w:type="paragraph" w:styleId="Normal" w:default="1">
     <w:name w:val="normal"/>
-  </w:style>
-  <w:style w:type="table" w:styleId="TableNormal" w:default="1">
-    <w:name w:val="Table Normal"/>
   </w:style>
   <w:style w:type="paragraph" w:styleId="Heading1">
     <w:name w:val="heading 1"/>
@@ -3012,6 +3060,7 @@
     <w:rPr>
       <w:rFonts w:ascii="Arial" w:cs="Arial" w:eastAsia="Arial" w:hAnsi="Arial"/>
       <w:b w:val="0"/>
+      <w:bCs w:val="0"/>
       <w:smallCaps w:val="0"/>
       <w:color w:val="669966"/>
       <w:sz w:val="22"/>
@@ -3032,7 +3081,9 @@
     <w:rPr>
       <w:rFonts w:ascii="Arial" w:cs="Arial" w:eastAsia="Arial" w:hAnsi="Arial"/>
       <w:b w:val="1"/>
+      <w:bCs w:val="1"/>
       <w:i w:val="1"/>
+      <w:iCs w:val="1"/>
       <w:smallCaps w:val="0"/>
       <w:sz w:val="21"/>
       <w:szCs w:val="21"/>
@@ -3053,6 +3104,7 @@
     <w:rPr>
       <w:rFonts w:ascii="Arial" w:cs="Arial" w:eastAsia="Arial" w:hAnsi="Arial"/>
       <w:b w:val="1"/>
+      <w:bCs w:val="1"/>
       <w:smallCaps w:val="1"/>
       <w:sz w:val="24"/>
       <w:szCs w:val="24"/>
@@ -3070,6 +3122,7 @@
     </w:pPr>
     <w:rPr>
       <w:b w:val="1"/>
+      <w:bCs w:val="1"/>
       <w:sz w:val="20"/>
       <w:szCs w:val="20"/>
     </w:rPr>
@@ -3086,6 +3139,7 @@
     </w:pPr>
     <w:rPr>
       <w:b w:val="1"/>
+      <w:bCs w:val="1"/>
       <w:sz w:val="72"/>
       <w:szCs w:val="72"/>
     </w:rPr>
@@ -3103,6 +3157,7 @@
     <w:rPr>
       <w:rFonts w:ascii="Georgia" w:cs="Georgia" w:eastAsia="Georgia" w:hAnsi="Georgia"/>
       <w:i w:val="1"/>
+      <w:iCs w:val="1"/>
       <w:color w:val="666666"/>
       <w:sz w:val="48"/>
       <w:szCs w:val="48"/>
